--- a/lessons/9-1/homework.docx
+++ b/lessons/9-1/homework.docx
@@ -106,7 +106,55 @@
     </w:p>
     <w:p>
       <w:pPr>
-        <w:spacing w:after="60"/>
+        <w:keepNext/>
+        <w:spacing w:after="20" w:before="80"/>
+        <w:jc w:val="center"/>
+      </w:pPr>
+      <w:r>
+        <w:drawing>
+          <wp:inline distT="0" distB="0" distL="0" distR="0">
+            <wp:extent cx="1047750" cy="790575"/>
+            <wp:effectExtent t="0" r="0" b="0" l="0"/>
+            <wp:docPr id="1" name="" descr="" title=""/>
+            <wp:cNvGraphicFramePr>
+              <a:graphicFrameLocks xmlns:a="http://schemas.openxmlformats.org/drawingml/2006/main" noChangeAspect="1"/>
+            </wp:cNvGraphicFramePr>
+            <a:graphic xmlns:a="http://schemas.openxmlformats.org/drawingml/2006/main">
+              <a:graphicData uri="http://schemas.openxmlformats.org/drawingml/2006/picture">
+                <pic:pic xmlns:pic="http://schemas.openxmlformats.org/drawingml/2006/picture">
+                  <pic:nvPicPr>
+                    <pic:cNvPr id="0" name="" descr=""/>
+                    <pic:cNvPicPr>
+                      <a:picLocks noChangeAspect="1" noChangeArrowheads="1"/>
+                    </pic:cNvPicPr>
+                  </pic:nvPicPr>
+                  <pic:blipFill>
+                    <a:blip r:embed="rId7" cstate="none"/>
+                    <a:srcRect/>
+                    <a:stretch>
+                      <a:fillRect/>
+                    </a:stretch>
+                  </pic:blipFill>
+                  <pic:spPr bwMode="auto">
+                    <a:xfrm>
+                      <a:off x="0" y="0"/>
+                      <a:ext cx="1047750" cy="790575"/>
+                    </a:xfrm>
+                    <a:prstGeom prst="rect">
+                      <a:avLst/>
+                    </a:prstGeom>
+                  </pic:spPr>
+                </pic:pic>
+              </a:graphicData>
+            </a:graphic>
+          </wp:inline>
+        </w:drawing>
+      </w:r>
+    </w:p>
+    <w:p>
+      <w:pPr>
+        <w:keepNext/>
+        <w:spacing w:after="120"/>
       </w:pPr>
       <w:r>
         <w:rPr>
@@ -116,12 +164,60 @@
         <w:t xml:space="preserve">Coordinate plane (Plano cartesiano)</w:t>
       </w:r>
       <w:r>
-        <w:t xml:space="preserve"> — A grid formed by a horizontal x-axis and a vertical y-axis that intersect at the origin</w:t>
-      </w:r>
-    </w:p>
-    <w:p>
-      <w:pPr>
-        <w:spacing w:after="60"/>
+        <w:t xml:space="preserve"> — A grid with a line going across and a line going up that cross.</w:t>
+      </w:r>
+    </w:p>
+    <w:p>
+      <w:pPr>
+        <w:keepNext/>
+        <w:spacing w:after="20" w:before="80"/>
+        <w:jc w:val="center"/>
+      </w:pPr>
+      <w:r>
+        <w:drawing>
+          <wp:inline distT="0" distB="0" distL="0" distR="0">
+            <wp:extent cx="1047750" cy="790575"/>
+            <wp:effectExtent t="0" r="0" b="0" l="0"/>
+            <wp:docPr id="1" name="" descr="" title=""/>
+            <wp:cNvGraphicFramePr>
+              <a:graphicFrameLocks xmlns:a="http://schemas.openxmlformats.org/drawingml/2006/main" noChangeAspect="1"/>
+            </wp:cNvGraphicFramePr>
+            <a:graphic xmlns:a="http://schemas.openxmlformats.org/drawingml/2006/main">
+              <a:graphicData uri="http://schemas.openxmlformats.org/drawingml/2006/picture">
+                <pic:pic xmlns:pic="http://schemas.openxmlformats.org/drawingml/2006/picture">
+                  <pic:nvPicPr>
+                    <pic:cNvPr id="0" name="" descr=""/>
+                    <pic:cNvPicPr>
+                      <a:picLocks noChangeAspect="1" noChangeArrowheads="1"/>
+                    </pic:cNvPicPr>
+                  </pic:nvPicPr>
+                  <pic:blipFill>
+                    <a:blip r:embed="rId8" cstate="none"/>
+                    <a:srcRect/>
+                    <a:stretch>
+                      <a:fillRect/>
+                    </a:stretch>
+                  </pic:blipFill>
+                  <pic:spPr bwMode="auto">
+                    <a:xfrm>
+                      <a:off x="0" y="0"/>
+                      <a:ext cx="1047750" cy="790575"/>
+                    </a:xfrm>
+                    <a:prstGeom prst="rect">
+                      <a:avLst/>
+                    </a:prstGeom>
+                  </pic:spPr>
+                </pic:pic>
+              </a:graphicData>
+            </a:graphic>
+          </wp:inline>
+        </w:drawing>
+      </w:r>
+    </w:p>
+    <w:p>
+      <w:pPr>
+        <w:keepNext/>
+        <w:spacing w:after="120"/>
       </w:pPr>
       <w:r>
         <w:rPr>
@@ -131,12 +227,60 @@
         <w:t xml:space="preserve">Ordered pair (Par ordenado)</w:t>
       </w:r>
       <w:r>
-        <w:t xml:space="preserve"> — A pair of numbers (x, y) that identifies a point on the coordinate plane</w:t>
-      </w:r>
-    </w:p>
-    <w:p>
-      <w:pPr>
-        <w:spacing w:after="60"/>
+        <w:t xml:space="preserve"> — Two numbers (x, y) that tell where a point is on a grid.</w:t>
+      </w:r>
+    </w:p>
+    <w:p>
+      <w:pPr>
+        <w:keepNext/>
+        <w:spacing w:after="20" w:before="80"/>
+        <w:jc w:val="center"/>
+      </w:pPr>
+      <w:r>
+        <w:drawing>
+          <wp:inline distT="0" distB="0" distL="0" distR="0">
+            <wp:extent cx="1047750" cy="790575"/>
+            <wp:effectExtent t="0" r="0" b="0" l="0"/>
+            <wp:docPr id="1" name="" descr="" title=""/>
+            <wp:cNvGraphicFramePr>
+              <a:graphicFrameLocks xmlns:a="http://schemas.openxmlformats.org/drawingml/2006/main" noChangeAspect="1"/>
+            </wp:cNvGraphicFramePr>
+            <a:graphic xmlns:a="http://schemas.openxmlformats.org/drawingml/2006/main">
+              <a:graphicData uri="http://schemas.openxmlformats.org/drawingml/2006/picture">
+                <pic:pic xmlns:pic="http://schemas.openxmlformats.org/drawingml/2006/picture">
+                  <pic:nvPicPr>
+                    <pic:cNvPr id="0" name="" descr=""/>
+                    <pic:cNvPicPr>
+                      <a:picLocks noChangeAspect="1" noChangeArrowheads="1"/>
+                    </pic:cNvPicPr>
+                  </pic:nvPicPr>
+                  <pic:blipFill>
+                    <a:blip r:embed="rId9" cstate="none"/>
+                    <a:srcRect/>
+                    <a:stretch>
+                      <a:fillRect/>
+                    </a:stretch>
+                  </pic:blipFill>
+                  <pic:spPr bwMode="auto">
+                    <a:xfrm>
+                      <a:off x="0" y="0"/>
+                      <a:ext cx="1047750" cy="790575"/>
+                    </a:xfrm>
+                    <a:prstGeom prst="rect">
+                      <a:avLst/>
+                    </a:prstGeom>
+                  </pic:spPr>
+                </pic:pic>
+              </a:graphicData>
+            </a:graphic>
+          </wp:inline>
+        </w:drawing>
+      </w:r>
+    </w:p>
+    <w:p>
+      <w:pPr>
+        <w:keepNext/>
+        <w:spacing w:after="120"/>
       </w:pPr>
       <w:r>
         <w:rPr>
@@ -146,12 +290,60 @@
         <w:t xml:space="preserve">Origin (Origen)</w:t>
       </w:r>
       <w:r>
-        <w:t xml:space="preserve"> — The point (0, 0) where the x-axis and y-axis intersect</w:t>
-      </w:r>
-    </w:p>
-    <w:p>
-      <w:pPr>
-        <w:spacing w:after="60"/>
+        <w:t xml:space="preserve"> — The point (0, 0) where the two grid lines cross.</w:t>
+      </w:r>
+    </w:p>
+    <w:p>
+      <w:pPr>
+        <w:keepNext/>
+        <w:spacing w:after="20" w:before="80"/>
+        <w:jc w:val="center"/>
+      </w:pPr>
+      <w:r>
+        <w:drawing>
+          <wp:inline distT="0" distB="0" distL="0" distR="0">
+            <wp:extent cx="1047750" cy="790575"/>
+            <wp:effectExtent t="0" r="0" b="0" l="0"/>
+            <wp:docPr id="1" name="" descr="" title=""/>
+            <wp:cNvGraphicFramePr>
+              <a:graphicFrameLocks xmlns:a="http://schemas.openxmlformats.org/drawingml/2006/main" noChangeAspect="1"/>
+            </wp:cNvGraphicFramePr>
+            <a:graphic xmlns:a="http://schemas.openxmlformats.org/drawingml/2006/main">
+              <a:graphicData uri="http://schemas.openxmlformats.org/drawingml/2006/picture">
+                <pic:pic xmlns:pic="http://schemas.openxmlformats.org/drawingml/2006/picture">
+                  <pic:nvPicPr>
+                    <pic:cNvPr id="0" name="" descr=""/>
+                    <pic:cNvPicPr>
+                      <a:picLocks noChangeAspect="1" noChangeArrowheads="1"/>
+                    </pic:cNvPicPr>
+                  </pic:nvPicPr>
+                  <pic:blipFill>
+                    <a:blip r:embed="rId10" cstate="none"/>
+                    <a:srcRect/>
+                    <a:stretch>
+                      <a:fillRect/>
+                    </a:stretch>
+                  </pic:blipFill>
+                  <pic:spPr bwMode="auto">
+                    <a:xfrm>
+                      <a:off x="0" y="0"/>
+                      <a:ext cx="1047750" cy="790575"/>
+                    </a:xfrm>
+                    <a:prstGeom prst="rect">
+                      <a:avLst/>
+                    </a:prstGeom>
+                  </pic:spPr>
+                </pic:pic>
+              </a:graphicData>
+            </a:graphic>
+          </wp:inline>
+        </w:drawing>
+      </w:r>
+    </w:p>
+    <w:p>
+      <w:pPr>
+        <w:keepNext/>
+        <w:spacing w:after="120"/>
       </w:pPr>
       <w:r>
         <w:rPr>
@@ -161,12 +353,60 @@
         <w:t xml:space="preserve">Quadrant (Cuadrante)</w:t>
       </w:r>
       <w:r>
-        <w:t xml:space="preserve"> — One of four sections of the coordinate plane</w:t>
-      </w:r>
-    </w:p>
-    <w:p>
-      <w:pPr>
-        <w:spacing w:after="60"/>
+        <w:t xml:space="preserve"> — One of the four parts of a coordinate grid.</w:t>
+      </w:r>
+    </w:p>
+    <w:p>
+      <w:pPr>
+        <w:keepNext/>
+        <w:spacing w:after="20" w:before="80"/>
+        <w:jc w:val="center"/>
+      </w:pPr>
+      <w:r>
+        <w:drawing>
+          <wp:inline distT="0" distB="0" distL="0" distR="0">
+            <wp:extent cx="1047750" cy="790575"/>
+            <wp:effectExtent t="0" r="0" b="0" l="0"/>
+            <wp:docPr id="1" name="" descr="" title=""/>
+            <wp:cNvGraphicFramePr>
+              <a:graphicFrameLocks xmlns:a="http://schemas.openxmlformats.org/drawingml/2006/main" noChangeAspect="1"/>
+            </wp:cNvGraphicFramePr>
+            <a:graphic xmlns:a="http://schemas.openxmlformats.org/drawingml/2006/main">
+              <a:graphicData uri="http://schemas.openxmlformats.org/drawingml/2006/picture">
+                <pic:pic xmlns:pic="http://schemas.openxmlformats.org/drawingml/2006/picture">
+                  <pic:nvPicPr>
+                    <pic:cNvPr id="0" name="" descr=""/>
+                    <pic:cNvPicPr>
+                      <a:picLocks noChangeAspect="1" noChangeArrowheads="1"/>
+                    </pic:cNvPicPr>
+                  </pic:nvPicPr>
+                  <pic:blipFill>
+                    <a:blip r:embed="rId11" cstate="none"/>
+                    <a:srcRect/>
+                    <a:stretch>
+                      <a:fillRect/>
+                    </a:stretch>
+                  </pic:blipFill>
+                  <pic:spPr bwMode="auto">
+                    <a:xfrm>
+                      <a:off x="0" y="0"/>
+                      <a:ext cx="1047750" cy="790575"/>
+                    </a:xfrm>
+                    <a:prstGeom prst="rect">
+                      <a:avLst/>
+                    </a:prstGeom>
+                  </pic:spPr>
+                </pic:pic>
+              </a:graphicData>
+            </a:graphic>
+          </wp:inline>
+        </w:drawing>
+      </w:r>
+    </w:p>
+    <w:p>
+      <w:pPr>
+        <w:keepNext/>
+        <w:spacing w:after="120"/>
       </w:pPr>
       <w:r>
         <w:rPr>
@@ -176,12 +416,60 @@
         <w:t xml:space="preserve">Reflection (Reflexión)</w:t>
       </w:r>
       <w:r>
-        <w:t xml:space="preserve"> — A mirror image across an axis</w:t>
-      </w:r>
-    </w:p>
-    <w:p>
-      <w:pPr>
-        <w:spacing w:after="60"/>
+        <w:t xml:space="preserve"> — A flipped, mirror image across a line.</w:t>
+      </w:r>
+    </w:p>
+    <w:p>
+      <w:pPr>
+        <w:keepNext/>
+        <w:spacing w:after="20" w:before="80"/>
+        <w:jc w:val="center"/>
+      </w:pPr>
+      <w:r>
+        <w:drawing>
+          <wp:inline distT="0" distB="0" distL="0" distR="0">
+            <wp:extent cx="1047750" cy="790575"/>
+            <wp:effectExtent t="0" r="0" b="0" l="0"/>
+            <wp:docPr id="1" name="" descr="" title=""/>
+            <wp:cNvGraphicFramePr>
+              <a:graphicFrameLocks xmlns:a="http://schemas.openxmlformats.org/drawingml/2006/main" noChangeAspect="1"/>
+            </wp:cNvGraphicFramePr>
+            <a:graphic xmlns:a="http://schemas.openxmlformats.org/drawingml/2006/main">
+              <a:graphicData uri="http://schemas.openxmlformats.org/drawingml/2006/picture">
+                <pic:pic xmlns:pic="http://schemas.openxmlformats.org/drawingml/2006/picture">
+                  <pic:nvPicPr>
+                    <pic:cNvPr id="0" name="" descr=""/>
+                    <pic:cNvPicPr>
+                      <a:picLocks noChangeAspect="1" noChangeArrowheads="1"/>
+                    </pic:cNvPicPr>
+                  </pic:nvPicPr>
+                  <pic:blipFill>
+                    <a:blip r:embed="rId12" cstate="none"/>
+                    <a:srcRect/>
+                    <a:stretch>
+                      <a:fillRect/>
+                    </a:stretch>
+                  </pic:blipFill>
+                  <pic:spPr bwMode="auto">
+                    <a:xfrm>
+                      <a:off x="0" y="0"/>
+                      <a:ext cx="1047750" cy="790575"/>
+                    </a:xfrm>
+                    <a:prstGeom prst="rect">
+                      <a:avLst/>
+                    </a:prstGeom>
+                  </pic:spPr>
+                </pic:pic>
+              </a:graphicData>
+            </a:graphic>
+          </wp:inline>
+        </w:drawing>
+      </w:r>
+    </w:p>
+    <w:p>
+      <w:pPr>
+        <w:keepNext/>
+        <w:spacing w:after="120"/>
       </w:pPr>
       <w:r>
         <w:rPr>
@@ -191,7 +479,7 @@
         <w:t xml:space="preserve">Integer (Número entero)</w:t>
       </w:r>
       <w:r>
-        <w:t xml:space="preserve"> — Whole numbers and their opposites, including zero</w:t>
+        <w:t xml:space="preserve"> — Whole numbers and their opposites, like -2, -1, 0, 1, 2.</w:t>
       </w:r>
     </w:p>
     <w:p>

--- a/lessons/9-1/homework.docx
+++ b/lessons/9-1/homework.docx
@@ -24,7 +24,7 @@
           <w:i/>
           <w:iCs/>
         </w:rPr>
-        <w:t xml:space="preserve">Lesson 9-1  •  Standard 6.NS.6</w:t>
+        <w:t xml:space="preserve">Lesson 9-1  •  Standard 6.NOS.6</w:t>
       </w:r>
     </w:p>
     <w:p>
@@ -1087,39 +1087,43 @@
           <w:b/>
           <w:bCs/>
         </w:rPr>
-        <w:t xml:space="preserve">6. In which quadrant is the point (-3, 5)?</w:t>
-      </w:r>
-    </w:p>
-    <w:p>
-      <w:pPr>
-        <w:spacing w:after="40" w:before="0"/>
-      </w:pPr>
-      <w:r>
-        <w:t xml:space="preserve">     A. Quadrant II</w:t>
-      </w:r>
-    </w:p>
-    <w:p>
-      <w:pPr>
-        <w:spacing w:after="40" w:before="0"/>
-      </w:pPr>
-      <w:r>
-        <w:t xml:space="preserve">     B. Quadrant I</w:t>
-      </w:r>
-    </w:p>
-    <w:p>
-      <w:pPr>
-        <w:spacing w:after="40" w:before="0"/>
-      </w:pPr>
-      <w:r>
-        <w:t xml:space="preserve">     C. Quadrant III</w:t>
-      </w:r>
-    </w:p>
-    <w:p>
-      <w:pPr>
-        <w:spacing w:after="40" w:before="0"/>
-      </w:pPr>
-      <w:r>
-        <w:t xml:space="preserve">     D. Quadrant IV</w:t>
+        <w:t xml:space="preserve">6. onLevel — Spot the Common Mistake</w:t>
+      </w:r>
+    </w:p>
+    <w:p>
+      <w:pPr>
+        <w:spacing w:after="40" w:before="0"/>
+      </w:pPr>
+      <w:r>
+        <w:t xml:space="preserve">   Step 1 (Read): A student is working on Graph on the Coordinate Plane.</w:t>
+      </w:r>
+    </w:p>
+    <w:p>
+      <w:pPr>
+        <w:spacing w:after="40" w:before="0"/>
+      </w:pPr>
+      <w:r>
+        <w:t xml:space="preserve">   Step 2 (Attempt): They ignored the rule: Always start at the origin (0, 0), move right/left first, then up/down.</w:t>
+      </w:r>
+    </w:p>
+    <w:p>
+      <w:pPr>
+        <w:spacing w:after="40" w:before="0"/>
+      </w:pPr>
+      <w:r>
+        <w:t xml:space="preserve">   Step 3 (Check): The answer does not match the math rule from class.</w:t>
+      </w:r>
+    </w:p>
+    <w:p>
+      <w:pPr>
+        <w:spacing w:after="60" w:before="0"/>
+      </w:pPr>
+      <w:r>
+        <w:rPr>
+          <w:i/>
+          <w:iCs/>
+        </w:rPr>
+        <w:t xml:space="preserve">Which step has the mistake? Explain and fix it:</w:t>
       </w:r>
     </w:p>
     <w:p>
@@ -1135,6 +1139,28 @@
     </w:p>
     <w:p>
       <w:pPr>
+        <w:spacing w:after="60" w:before="120"/>
+      </w:pPr>
+      <w:r>
+        <w:rPr>
+          <w:color w:val="BBBBBB"/>
+        </w:rPr>
+        <w:t xml:space="preserve">______________________________________________________________________</w:t>
+      </w:r>
+    </w:p>
+    <w:p>
+      <w:pPr>
+        <w:spacing w:after="60" w:before="120"/>
+      </w:pPr>
+      <w:r>
+        <w:rPr>
+          <w:color w:val="BBBBBB"/>
+        </w:rPr>
+        <w:t xml:space="preserve">______________________________________________________________________</w:t>
+      </w:r>
+    </w:p>
+    <w:p>
+      <w:pPr>
         <w:spacing w:after="80" w:before="0"/>
       </w:pPr>
       <w:r>
@@ -1142,39 +1168,39 @@
           <w:b/>
           <w:bCs/>
         </w:rPr>
-        <w:t xml:space="preserve">7. What are the coordinates of a point 4 units right and 2 units down from the origin?</w:t>
-      </w:r>
-    </w:p>
-    <w:p>
-      <w:pPr>
-        <w:spacing w:after="40" w:before="0"/>
-      </w:pPr>
-      <w:r>
-        <w:t xml:space="preserve">     A. (4, -2)</w:t>
-      </w:r>
-    </w:p>
-    <w:p>
-      <w:pPr>
-        <w:spacing w:after="40" w:before="0"/>
-      </w:pPr>
-      <w:r>
-        <w:t xml:space="preserve">     B. (-4, 2)</w:t>
-      </w:r>
-    </w:p>
-    <w:p>
-      <w:pPr>
-        <w:spacing w:after="40" w:before="0"/>
-      </w:pPr>
-      <w:r>
-        <w:t xml:space="preserve">     C. (2, -4)</w:t>
-      </w:r>
-    </w:p>
-    <w:p>
-      <w:pPr>
-        <w:spacing w:after="40" w:before="0"/>
-      </w:pPr>
-      <w:r>
-        <w:t xml:space="preserve">     D. (-2, 4)</w:t>
+        <w:t xml:space="preserve">7. Spot 1 — Captain Vega's first clue says the Sandy Dock is right 7 and up 2 from the origin. Which ordered pair names the Sandy Dock?</w:t>
+      </w:r>
+    </w:p>
+    <w:p>
+      <w:pPr>
+        <w:spacing w:after="40" w:before="0"/>
+      </w:pPr>
+      <w:r>
+        <w:t xml:space="preserve">     A. (7, 2)</w:t>
+      </w:r>
+    </w:p>
+    <w:p>
+      <w:pPr>
+        <w:spacing w:after="40" w:before="0"/>
+      </w:pPr>
+      <w:r>
+        <w:t xml:space="preserve">     B. (2, 7)</w:t>
+      </w:r>
+    </w:p>
+    <w:p>
+      <w:pPr>
+        <w:spacing w:after="40" w:before="0"/>
+      </w:pPr>
+      <w:r>
+        <w:t xml:space="preserve">     C. (7, 0)</w:t>
+      </w:r>
+    </w:p>
+    <w:p>
+      <w:pPr>
+        <w:spacing w:after="40" w:before="0"/>
+      </w:pPr>
+      <w:r>
+        <w:t xml:space="preserve">     D. (2, 2)</w:t>
       </w:r>
     </w:p>
     <w:p>
@@ -1197,39 +1223,39 @@
           <w:b/>
           <w:bCs/>
         </w:rPr>
-        <w:t xml:space="preserve">8. A point lies on the x-axis at x = -6. What is its y-coordinate?</w:t>
-      </w:r>
-    </w:p>
-    <w:p>
-      <w:pPr>
-        <w:spacing w:after="40" w:before="0"/>
-      </w:pPr>
-      <w:r>
-        <w:t xml:space="preserve">     A. 0</w:t>
-      </w:r>
-    </w:p>
-    <w:p>
-      <w:pPr>
-        <w:spacing w:after="40" w:before="0"/>
-      </w:pPr>
-      <w:r>
-        <w:t xml:space="preserve">     B. -6</w:t>
-      </w:r>
-    </w:p>
-    <w:p>
-      <w:pPr>
-        <w:spacing w:after="40" w:before="0"/>
-      </w:pPr>
-      <w:r>
-        <w:t xml:space="preserve">     C. 6</w:t>
-      </w:r>
-    </w:p>
-    <w:p>
-      <w:pPr>
-        <w:spacing w:after="40" w:before="0"/>
-      </w:pPr>
-      <w:r>
-        <w:t xml:space="preserve">     D. 1</w:t>
+        <w:t xml:space="preserve">8. Spot 2 — The map marks the Lookout Tower at (4, 9). What does the 4 tell you to do from the origin?</w:t>
+      </w:r>
+    </w:p>
+    <w:p>
+      <w:pPr>
+        <w:spacing w:after="40" w:before="0"/>
+      </w:pPr>
+      <w:r>
+        <w:t xml:space="preserve">     A. Move 4 units to the right along the x-axis</w:t>
+      </w:r>
+    </w:p>
+    <w:p>
+      <w:pPr>
+        <w:spacing w:after="40" w:before="0"/>
+      </w:pPr>
+      <w:r>
+        <w:t xml:space="preserve">     B. Move 4 units up along the y-axis</w:t>
+      </w:r>
+    </w:p>
+    <w:p>
+      <w:pPr>
+        <w:spacing w:after="40" w:before="0"/>
+      </w:pPr>
+      <w:r>
+        <w:t xml:space="preserve">     C. Move 4 units to the left</w:t>
+      </w:r>
+    </w:p>
+    <w:p>
+      <w:pPr>
+        <w:spacing w:after="40" w:before="0"/>
+      </w:pPr>
+      <w:r>
+        <w:t xml:space="preserve">     D. Stay on the y-axis at 4</w:t>
       </w:r>
     </w:p>
     <w:p>
@@ -1252,41 +1278,246 @@
           <w:b/>
           <w:bCs/>
         </w:rPr>
-        <w:t xml:space="preserve">9. In which quadrant is the point (7, -1)?</w:t>
-      </w:r>
-    </w:p>
-    <w:p>
-      <w:pPr>
-        <w:spacing w:after="40" w:before="0"/>
-      </w:pPr>
-      <w:r>
-        <w:t xml:space="preserve">     A. Quadrant IV</w:t>
-      </w:r>
-    </w:p>
-    <w:p>
-      <w:pPr>
-        <w:spacing w:after="40" w:before="0"/>
-      </w:pPr>
-      <w:r>
-        <w:t xml:space="preserve">     B. Quadrant I</w:t>
-      </w:r>
-    </w:p>
-    <w:p>
-      <w:pPr>
-        <w:spacing w:after="40" w:before="0"/>
-      </w:pPr>
-      <w:r>
-        <w:t xml:space="preserve">     C. Quadrant II</w:t>
-      </w:r>
-    </w:p>
-    <w:p>
-      <w:pPr>
-        <w:spacing w:after="40" w:before="0"/>
-      </w:pPr>
-      <w:r>
-        <w:t xml:space="preserve">     D. Quadrant III</w:t>
-      </w:r>
-    </w:p>
+        <w:t xml:space="preserve">9. Spot 3 — Vega writes: 'The Coconut Grove is 3 across and 8 up.' Which point on the map is the Coconut Grove?</w:t>
+      </w:r>
+    </w:p>
+    <w:p>
+      <w:pPr>
+        <w:spacing w:after="40" w:before="0"/>
+      </w:pPr>
+      <w:r>
+        <w:t xml:space="preserve">     A. (3, 8)</w:t>
+      </w:r>
+    </w:p>
+    <w:p>
+      <w:pPr>
+        <w:spacing w:after="40" w:before="0"/>
+      </w:pPr>
+      <w:r>
+        <w:t xml:space="preserve">     B. (8, 3)</w:t>
+      </w:r>
+    </w:p>
+    <w:p>
+      <w:pPr>
+        <w:spacing w:after="40" w:before="0"/>
+      </w:pPr>
+      <w:r>
+        <w:t xml:space="preserve">     C. (3, 3)</w:t>
+      </w:r>
+    </w:p>
+    <w:p>
+      <w:pPr>
+        <w:spacing w:after="40" w:before="0"/>
+      </w:pPr>
+      <w:r>
+        <w:t xml:space="preserve">     D. (0, 8)</w:t>
+      </w:r>
+    </w:p>
+    <w:p>
+      <w:pPr>
+        <w:spacing w:after="60" w:before="120"/>
+      </w:pPr>
+      <w:r>
+        <w:rPr>
+          <w:color w:val="BBBBBB"/>
+        </w:rPr>
+        <w:t xml:space="preserve">______________________________________________________________________</w:t>
+      </w:r>
+    </w:p>
+    <w:p>
+      <w:pPr>
+        <w:spacing w:after="80" w:before="0"/>
+      </w:pPr>
+      <w:r>
+        <w:rPr>
+          <w:b/>
+          <w:bCs/>
+        </w:rPr>
+        <w:t xml:space="preserve">10. Spot 4 — Match each treasure landmark to its ordered pair (x, y).</w:t>
+      </w:r>
+    </w:p>
+    <w:tbl>
+      <w:tblPr>
+        <w:tblW w:type="pct" w:w="100%"/>
+        <w:tblBorders>
+          <w:top w:val="single" w:color="auto" w:sz="4"/>
+          <w:left w:val="single" w:color="auto" w:sz="4"/>
+          <w:bottom w:val="single" w:color="auto" w:sz="4"/>
+          <w:right w:val="single" w:color="auto" w:sz="4"/>
+          <w:insideH w:val="single" w:color="auto" w:sz="4"/>
+          <w:insideV w:val="single" w:color="auto" w:sz="4"/>
+        </w:tblBorders>
+      </w:tblPr>
+      <w:tblGrid>
+        <w:gridCol w:w="100"/>
+        <w:gridCol w:w="100"/>
+      </w:tblGrid>
+      <w:tr>
+        <w:trPr>
+          <w:tblHeader/>
+        </w:trPr>
+        <w:tc>
+          <w:tcPr>
+            <w:tcW w:type="pct" w:w="50%"/>
+          </w:tcPr>
+          <w:p>
+            <w:r>
+              <w:rPr>
+                <w:b/>
+                <w:bCs/>
+              </w:rPr>
+              <w:t xml:space="preserve">Item</w:t>
+            </w:r>
+          </w:p>
+        </w:tc>
+        <w:tc>
+          <w:tcPr>
+            <w:tcW w:type="pct" w:w="50%"/>
+          </w:tcPr>
+          <w:p>
+            <w:r>
+              <w:rPr>
+                <w:b/>
+                <w:bCs/>
+              </w:rPr>
+              <w:t xml:space="preserve">Answer choices</w:t>
+            </w:r>
+          </w:p>
+        </w:tc>
+      </w:tr>
+      <w:tr>
+        <w:tc>
+          <w:tcPr>
+            <w:tcW w:type="pct" w:w="50%"/>
+          </w:tcPr>
+          <w:p>
+            <w:r>
+              <w:t xml:space="preserve">____  Sandy Dock</w:t>
+            </w:r>
+          </w:p>
+        </w:tc>
+        <w:tc>
+          <w:tcPr>
+            <w:tcW w:type="pct" w:w="50%"/>
+          </w:tcPr>
+          <w:p>
+            <w:r>
+              <w:t xml:space="preserve">F. (9, 6)</w:t>
+            </w:r>
+          </w:p>
+        </w:tc>
+      </w:tr>
+      <w:tr>
+        <w:tc>
+          <w:tcPr>
+            <w:tcW w:type="pct" w:w="50%"/>
+          </w:tcPr>
+          <w:p>
+            <w:r>
+              <w:t xml:space="preserve">____  Lookout Tower</w:t>
+            </w:r>
+          </w:p>
+        </w:tc>
+        <w:tc>
+          <w:tcPr>
+            <w:tcW w:type="pct" w:w="50%"/>
+          </w:tcPr>
+          <w:p>
+            <w:r>
+              <w:t xml:space="preserve">E. (1, 4)</w:t>
+            </w:r>
+          </w:p>
+        </w:tc>
+      </w:tr>
+      <w:tr>
+        <w:tc>
+          <w:tcPr>
+            <w:tcW w:type="pct" w:w="50%"/>
+          </w:tcPr>
+          <w:p>
+            <w:r>
+              <w:t xml:space="preserve">____  Coconut Grove</w:t>
+            </w:r>
+          </w:p>
+        </w:tc>
+        <w:tc>
+          <w:tcPr>
+            <w:tcW w:type="pct" w:w="50%"/>
+          </w:tcPr>
+          <w:p>
+            <w:r>
+              <w:t xml:space="preserve">D. (6, 5)</w:t>
+            </w:r>
+          </w:p>
+        </w:tc>
+      </w:tr>
+      <w:tr>
+        <w:tc>
+          <w:tcPr>
+            <w:tcW w:type="pct" w:w="50%"/>
+          </w:tcPr>
+          <w:p>
+            <w:r>
+              <w:t xml:space="preserve">____  Hidden Cave</w:t>
+            </w:r>
+          </w:p>
+        </w:tc>
+        <w:tc>
+          <w:tcPr>
+            <w:tcW w:type="pct" w:w="50%"/>
+          </w:tcPr>
+          <w:p>
+            <w:r>
+              <w:t xml:space="preserve">C. (3, 8)</w:t>
+            </w:r>
+          </w:p>
+        </w:tc>
+      </w:tr>
+      <w:tr>
+        <w:tc>
+          <w:tcPr>
+            <w:tcW w:type="pct" w:w="50%"/>
+          </w:tcPr>
+          <w:p>
+            <w:r>
+              <w:t xml:space="preserve">____  Fresh Spring</w:t>
+            </w:r>
+          </w:p>
+        </w:tc>
+        <w:tc>
+          <w:tcPr>
+            <w:tcW w:type="pct" w:w="50%"/>
+          </w:tcPr>
+          <w:p>
+            <w:r>
+              <w:t xml:space="preserve">B. (4, 9)</w:t>
+            </w:r>
+          </w:p>
+        </w:tc>
+      </w:tr>
+      <w:tr>
+        <w:tc>
+          <w:tcPr>
+            <w:tcW w:type="pct" w:w="50%"/>
+          </w:tcPr>
+          <w:p>
+            <w:r>
+              <w:t xml:space="preserve">____  Treasure Chest</w:t>
+            </w:r>
+          </w:p>
+        </w:tc>
+        <w:tc>
+          <w:tcPr>
+            <w:tcW w:type="pct" w:w="50%"/>
+          </w:tcPr>
+          <w:p>
+            <w:r>
+              <w:t xml:space="preserve">A. (7, 2)</w:t>
+            </w:r>
+          </w:p>
+        </w:tc>
+      </w:tr>
+    </w:tbl>
     <w:p>
       <w:pPr>
         <w:spacing w:after="60" w:before="120"/>
@@ -1330,10 +1561,22 @@
     </w:p>
     <w:p>
       <w:pPr>
+        <w:spacing w:after="20" w:before="0"/>
+      </w:pPr>
+      <w:r>
+        <w:t xml:space="preserve">     The first coordinate is horizontal (right 3), the second is vertical (up 7). So (3, 7).</w:t>
+      </w:r>
+    </w:p>
+    <w:p>
+      <w:pPr>
         <w:spacing w:after="80" w:before="0"/>
       </w:pPr>
       <w:r>
-        <w:t xml:space="preserve">     The first coordinate is horizontal (right 3), the second is vertical (up 7). So (3, 7).</w:t>
+        <w:rPr>
+          <w:i/>
+          <w:iCs/>
+        </w:rPr>
+        <w:t xml:space="preserve">     Watch for: A common mistake in Graph on the Coordinate Plane is skipping the key idea: "Always start at the origin (0, 0), move right/left first, then up/down." — always check your work against this rule before you submit.</w:t>
       </w:r>
     </w:p>
     <w:p>
@@ -1350,10 +1593,22 @@
     </w:p>
     <w:p>
       <w:pPr>
+        <w:spacing w:after="20" w:before="0"/>
+      </w:pPr>
+      <w:r>
+        <w:t xml:space="preserve">     The origin is where the x-axis and y-axis cross, at (0, 0).</w:t>
+      </w:r>
+    </w:p>
+    <w:p>
+      <w:pPr>
         <w:spacing w:after="80" w:before="0"/>
       </w:pPr>
       <w:r>
-        <w:t xml:space="preserve">     The origin is where the x-axis and y-axis cross, at (0, 0).</w:t>
+        <w:rPr>
+          <w:i/>
+          <w:iCs/>
+        </w:rPr>
+        <w:t xml:space="preserve">     Watch for: A common mistake in Graph on the Coordinate Plane is skipping the key idea: "Always start at the origin (0, 0), move right/left first, then up/down." — always check your work against this rule before you submit.</w:t>
       </w:r>
     </w:p>
     <w:p>
@@ -1545,7 +1800,43 @@
           <w:b/>
           <w:bCs/>
         </w:rPr>
-        <w:t xml:space="preserve">6. A. Quadrant II</w:t>
+        <w:t xml:space="preserve">6. onLevel — Spot the Common Mistake</w:t>
+      </w:r>
+    </w:p>
+    <w:p>
+      <w:pPr>
+        <w:spacing w:after="20" w:before="0"/>
+      </w:pPr>
+      <w:r>
+        <w:t xml:space="preserve">     The mistake is in Step 2.</w:t>
+      </w:r>
+    </w:p>
+    <w:p>
+      <w:pPr>
+        <w:spacing w:after="20" w:before="0"/>
+      </w:pPr>
+      <w:r>
+        <w:t xml:space="preserve">     Correct work: Follow the key idea: Always start at the origin (0, 0), move right/left first, then up/down.</w:t>
+      </w:r>
+    </w:p>
+    <w:p>
+      <w:pPr>
+        <w:spacing w:after="40" w:before="0"/>
+      </w:pPr>
+      <w:r>
+        <w:rPr>
+          <w:b/>
+          <w:bCs/>
+        </w:rPr>
+        <w:t xml:space="preserve">7. A. (7, 2)</w:t>
+      </w:r>
+    </w:p>
+    <w:p>
+      <w:pPr>
+        <w:spacing w:after="20" w:before="0"/>
+      </w:pPr>
+      <w:r>
+        <w:t xml:space="preserve">     The x-coordinate is the sideways move (right 7) and the y-coordinate is the up move (up 2), so the Sandy Dock is (7, 2).</w:t>
       </w:r>
     </w:p>
     <w:p>
@@ -1553,19 +1844,31 @@
         <w:spacing w:after="80" w:before="0"/>
       </w:pPr>
       <w:r>
-        <w:t xml:space="preserve">     Negative x and positive y place a point in Quadrant II.</w:t>
-      </w:r>
-    </w:p>
-    <w:p>
-      <w:pPr>
-        <w:spacing w:after="40" w:before="0"/>
-      </w:pPr>
-      <w:r>
-        <w:rPr>
-          <w:b/>
-          <w:bCs/>
-        </w:rPr>
-        <w:t xml:space="preserve">7. A. (4, -2)</w:t>
+        <w:rPr>
+          <w:i/>
+          <w:iCs/>
+        </w:rPr>
+        <w:t xml:space="preserve">     Watch for: A common mistake in Graph on the Coordinate Plane is skipping the key idea: "Always start at the origin (0, 0), move right/left first, then up/down." — always check your work against this rule before you submit.</w:t>
+      </w:r>
+    </w:p>
+    <w:p>
+      <w:pPr>
+        <w:spacing w:after="40" w:before="0"/>
+      </w:pPr>
+      <w:r>
+        <w:rPr>
+          <w:b/>
+          <w:bCs/>
+        </w:rPr>
+        <w:t xml:space="preserve">8. A. Move 4 units to the right along the x-axis</w:t>
+      </w:r>
+    </w:p>
+    <w:p>
+      <w:pPr>
+        <w:spacing w:after="20" w:before="0"/>
+      </w:pPr>
+      <w:r>
+        <w:t xml:space="preserve">     The first number in (x, y) is the x-coordinate, so 4 means move 4 units to the right along the x-axis before moving up.</w:t>
       </w:r>
     </w:p>
     <w:p>
@@ -1573,19 +1876,31 @@
         <w:spacing w:after="80" w:before="0"/>
       </w:pPr>
       <w:r>
-        <w:t xml:space="preserve">     Right is positive x, down is negative y: (4, -2).</w:t>
-      </w:r>
-    </w:p>
-    <w:p>
-      <w:pPr>
-        <w:spacing w:after="40" w:before="0"/>
-      </w:pPr>
-      <w:r>
-        <w:rPr>
-          <w:b/>
-          <w:bCs/>
-        </w:rPr>
-        <w:t xml:space="preserve">8. A. 0</w:t>
+        <w:rPr>
+          <w:i/>
+          <w:iCs/>
+        </w:rPr>
+        <w:t xml:space="preserve">     Watch for: A common mistake in Graph on the Coordinate Plane is skipping the key idea: "Always start at the origin (0, 0), move right/left first, then up/down." — always check your work against this rule before you submit.</w:t>
+      </w:r>
+    </w:p>
+    <w:p>
+      <w:pPr>
+        <w:spacing w:after="40" w:before="0"/>
+      </w:pPr>
+      <w:r>
+        <w:rPr>
+          <w:b/>
+          <w:bCs/>
+        </w:rPr>
+        <w:t xml:space="preserve">9. A. (3, 8)</w:t>
+      </w:r>
+    </w:p>
+    <w:p>
+      <w:pPr>
+        <w:spacing w:after="20" w:before="0"/>
+      </w:pPr>
+      <w:r>
+        <w:t xml:space="preserve">     Across (3) is the x-coordinate and up (8) is the y-coordinate, so the Coconut Grove is at (3, 8).</w:t>
       </w:r>
     </w:p>
     <w:p>
@@ -1593,27 +1908,79 @@
         <w:spacing w:after="80" w:before="0"/>
       </w:pPr>
       <w:r>
-        <w:t xml:space="preserve">     Points on the x-axis always have y = 0, so the point is (-6, 0).</w:t>
-      </w:r>
-    </w:p>
-    <w:p>
-      <w:pPr>
-        <w:spacing w:after="40" w:before="0"/>
-      </w:pPr>
-      <w:r>
-        <w:rPr>
-          <w:b/>
-          <w:bCs/>
-        </w:rPr>
-        <w:t xml:space="preserve">9. A. Quadrant IV</w:t>
-      </w:r>
-    </w:p>
-    <w:p>
-      <w:pPr>
-        <w:spacing w:after="80" w:before="0"/>
-      </w:pPr>
-      <w:r>
-        <w:t xml:space="preserve">     Positive x and negative y place a point in Quadrant IV.</w:t>
+        <w:rPr>
+          <w:i/>
+          <w:iCs/>
+        </w:rPr>
+        <w:t xml:space="preserve">     Watch for: A common mistake in Graph on the Coordinate Plane is skipping the key idea: "Always start at the origin (0, 0), move right/left first, then up/down." — always check your work against this rule before you submit.</w:t>
+      </w:r>
+    </w:p>
+    <w:p>
+      <w:pPr>
+        <w:spacing w:after="40" w:before="0"/>
+      </w:pPr>
+      <w:r>
+        <w:rPr>
+          <w:b/>
+          <w:bCs/>
+        </w:rPr>
+        <w:t xml:space="preserve">10. Matches:</w:t>
+      </w:r>
+    </w:p>
+    <w:p>
+      <w:pPr>
+        <w:spacing w:after="20" w:before="0"/>
+      </w:pPr>
+      <w:r>
+        <w:t xml:space="preserve">     Sandy Dock → (7, 2)</w:t>
+      </w:r>
+    </w:p>
+    <w:p>
+      <w:pPr>
+        <w:spacing w:after="20" w:before="0"/>
+      </w:pPr>
+      <w:r>
+        <w:t xml:space="preserve">     Lookout Tower → (4, 9)</w:t>
+      </w:r>
+    </w:p>
+    <w:p>
+      <w:pPr>
+        <w:spacing w:after="20" w:before="0"/>
+      </w:pPr>
+      <w:r>
+        <w:t xml:space="preserve">     Coconut Grove → (3, 8)</w:t>
+      </w:r>
+    </w:p>
+    <w:p>
+      <w:pPr>
+        <w:spacing w:after="20" w:before="0"/>
+      </w:pPr>
+      <w:r>
+        <w:t xml:space="preserve">     Hidden Cave → (6, 5)</w:t>
+      </w:r>
+    </w:p>
+    <w:p>
+      <w:pPr>
+        <w:spacing w:after="20" w:before="0"/>
+      </w:pPr>
+      <w:r>
+        <w:t xml:space="preserve">     Fresh Spring → (1, 4)</w:t>
+      </w:r>
+    </w:p>
+    <w:p>
+      <w:pPr>
+        <w:spacing w:after="20" w:before="0"/>
+      </w:pPr>
+      <w:r>
+        <w:t xml:space="preserve">     Treasure Chest → (9, 6)</w:t>
+      </w:r>
+    </w:p>
+    <w:p>
+      <w:pPr>
+        <w:spacing w:after="40" w:before="0"/>
+      </w:pPr>
+      <w:r>
+        <w:t xml:space="preserve"/>
       </w:r>
     </w:p>
     <w:sectPr>

--- a/lessons/9-1/homework.docx
+++ b/lessons/9-1/homework.docx
@@ -1095,23 +1095,31 @@
         <w:spacing w:after="40" w:before="0"/>
       </w:pPr>
       <w:r>
-        <w:t xml:space="preserve">   Step 1 (Read): A student is working on Graph on the Coordinate Plane.</w:t>
-      </w:r>
-    </w:p>
-    <w:p>
-      <w:pPr>
-        <w:spacing w:after="40" w:before="0"/>
-      </w:pPr>
-      <w:r>
-        <w:t xml:space="preserve">   Step 2 (Attempt): They ignored the rule: Always start at the origin (0, 0), move right/left first, then up/down.</w:t>
-      </w:r>
-    </w:p>
-    <w:p>
-      <w:pPr>
-        <w:spacing w:after="40" w:before="0"/>
-      </w:pPr>
-      <w:r>
-        <w:t xml:space="preserve">   Step 3 (Check): The answer does not match the math rule from class.</w:t>
+        <w:t xml:space="preserve">   Step 1 (Clue): Plot the point (4, 0).</w:t>
+      </w:r>
+    </w:p>
+    <w:p>
+      <w:pPr>
+        <w:spacing w:after="40" w:before="0"/>
+      </w:pPr>
+      <w:r>
+        <w:t xml:space="preserve">   Step 2 (Move right): Move 4 units to the right along the x-axis. Good.</w:t>
+      </w:r>
+    </w:p>
+    <w:p>
+      <w:pPr>
+        <w:spacing w:after="40" w:before="0"/>
+      </w:pPr>
+      <w:r>
+        <w:t xml:space="preserve">   Step 3 (Move up): Move 4 units up, because the pair has a 4 in it.</w:t>
+      </w:r>
+    </w:p>
+    <w:p>
+      <w:pPr>
+        <w:spacing w:after="40" w:before="0"/>
+      </w:pPr>
+      <w:r>
+        <w:t xml:space="preserve">   Step 4 (Plot the point): Place the dot at (4, 4).</w:t>
       </w:r>
     </w:p>
     <w:p>
@@ -1576,7 +1584,7 @@
           <w:i/>
           <w:iCs/>
         </w:rPr>
-        <w:t xml:space="preserve">     Watch for: A common mistake in Graph on the Coordinate Plane is skipping the key idea: "Always start at the origin (0, 0), move right/left first, then up/down." — always check your work against this rule before you submit.</w:t>
+        <w:t xml:space="preserve">     Watch for: A common mistake in Graph on the Coordinate Plane is swapping the order of the coordinates — moving up/down first instead of right/left first. For example, when plotting (5, 2), students often move up 5 and right 2, landing on the wrong point (2, 5) instead of (5, 2). Remember: the x-coordinate (first number) always tells you how far to move right or left along the x-axis; the y-coordinate (second number) tells you how far up or down along the y-axis.</w:t>
       </w:r>
     </w:p>
     <w:p>
@@ -1608,7 +1616,7 @@
           <w:i/>
           <w:iCs/>
         </w:rPr>
-        <w:t xml:space="preserve">     Watch for: A common mistake in Graph on the Coordinate Plane is skipping the key idea: "Always start at the origin (0, 0), move right/left first, then up/down." — always check your work against this rule before you submit.</w:t>
+        <w:t xml:space="preserve">     Watch for: A common mistake in Graph on the Coordinate Plane is swapping the order of the coordinates — moving up/down first instead of right/left first. For example, when plotting (5, 2), students often move up 5 and right 2, landing on the wrong point (2, 5) instead of (5, 2). Remember: the x-coordinate (first number) always tells you how far to move right or left along the x-axis; the y-coordinate (second number) tells you how far up or down along the y-axis.</w:t>
       </w:r>
     </w:p>
     <w:p>
@@ -1808,15 +1816,15 @@
         <w:spacing w:after="20" w:before="0"/>
       </w:pPr>
       <w:r>
-        <w:t xml:space="preserve">     The mistake is in Step 2.</w:t>
-      </w:r>
-    </w:p>
-    <w:p>
-      <w:pPr>
-        <w:spacing w:after="20" w:before="0"/>
-      </w:pPr>
-      <w:r>
-        <w:t xml:space="preserve">     Correct work: Follow the key idea: Always start at the origin (0, 0), move right/left first, then up/down.</w:t>
+        <w:t xml:space="preserve">     The mistake is in Step 3.</w:t>
+      </w:r>
+    </w:p>
+    <w:p>
+      <w:pPr>
+        <w:spacing w:after="20" w:before="0"/>
+      </w:pPr>
+      <w:r>
+        <w:t xml:space="preserve">     Correct work: The y-coordinate is 0, not 4. After moving 4 right, the up move is 0 units, so the point stays on the x-axis at (4, 0). The student reused the x-value instead of reading the second number (0).</w:t>
       </w:r>
     </w:p>
     <w:p>
@@ -1848,7 +1856,7 @@
           <w:i/>
           <w:iCs/>
         </w:rPr>
-        <w:t xml:space="preserve">     Watch for: A common mistake in Graph on the Coordinate Plane is skipping the key idea: "Always start at the origin (0, 0), move right/left first, then up/down." — always check your work against this rule before you submit.</w:t>
+        <w:t xml:space="preserve">     Watch for: A common mistake in Graph on the Coordinate Plane is swapping the order of the coordinates — moving up/down first instead of right/left first. For example, when plotting (5, 2), students often move up 5 and right 2, landing on the wrong point (2, 5) instead of (5, 2). Remember: the x-coordinate (first number) always tells you how far to move right or left along the x-axis; the y-coordinate (second number) tells you how far up or down along the y-axis.</w:t>
       </w:r>
     </w:p>
     <w:p>
@@ -1880,7 +1888,7 @@
           <w:i/>
           <w:iCs/>
         </w:rPr>
-        <w:t xml:space="preserve">     Watch for: A common mistake in Graph on the Coordinate Plane is skipping the key idea: "Always start at the origin (0, 0), move right/left first, then up/down." — always check your work against this rule before you submit.</w:t>
+        <w:t xml:space="preserve">     Watch for: A common mistake in Graph on the Coordinate Plane is swapping the order of the coordinates — moving up/down first instead of right/left first. For example, when plotting (5, 2), students often move up 5 and right 2, landing on the wrong point (2, 5) instead of (5, 2). Remember: the x-coordinate (first number) always tells you how far to move right or left along the x-axis; the y-coordinate (second number) tells you how far up or down along the y-axis.</w:t>
       </w:r>
     </w:p>
     <w:p>
@@ -1912,7 +1920,7 @@
           <w:i/>
           <w:iCs/>
         </w:rPr>
-        <w:t xml:space="preserve">     Watch for: A common mistake in Graph on the Coordinate Plane is skipping the key idea: "Always start at the origin (0, 0), move right/left first, then up/down." — always check your work against this rule before you submit.</w:t>
+        <w:t xml:space="preserve">     Watch for: A common mistake in Graph on the Coordinate Plane is swapping the order of the coordinates — moving up/down first instead of right/left first. For example, when plotting (5, 2), students often move up 5 and right 2, landing on the wrong point (2, 5) instead of (5, 2). Remember: the x-coordinate (first number) always tells you how far to move right or left along the x-axis; the y-coordinate (second number) tells you how far up or down along the y-axis.</w:t>
       </w:r>
     </w:p>
     <w:p>

--- a/lessons/9-1/homework.docx
+++ b/lessons/9-1/homework.docx
@@ -318,7 +318,7 @@
                     </pic:cNvPicPr>
                   </pic:nvPicPr>
                   <pic:blipFill>
-                    <a:blip r:embed="rId7" cstate="none"/>
+                    <a:blip r:embed="rId8" cstate="none"/>
                     <a:srcRect/>
                     <a:stretch>
                       <a:fillRect/>
@@ -381,7 +381,7 @@
                     </pic:cNvPicPr>
                   </pic:nvPicPr>
                   <pic:blipFill>
-                    <a:blip r:embed="rId8" cstate="none"/>
+                    <a:blip r:embed="rId9" cstate="none"/>
                     <a:srcRect/>
                     <a:stretch>
                       <a:fillRect/>
